--- a/flow/20230927_hours/тропарі-тріодь/тріодь-05-НЮ.docx
+++ b/flow/20230927_hours/тропарі-тріодь/тріодь-05-НЮ.docx
@@ -470,45 +470,16 @@
           <w:sz w:val="24"/>
           <w:szCs w:val="24"/>
         </w:rPr>
-        <w:t>Кондак (г. 8):</w:t>
-      </w:r>
-      <w:r>
-        <w:rPr>
-          <w:rFonts w:ascii="Times New Roman" w:eastAsia="Times New Roman" w:hAnsi="Times New Roman" w:cs="Times New Roman"/>
-          <w:color w:val="000000"/>
-          <w:sz w:val="24"/>
-          <w:szCs w:val="24"/>
-        </w:rPr>
-        <w:t xml:space="preserve"> </w:t>
-      </w:r>
-      <w:r>
-        <w:rPr>
-          <w:rFonts w:ascii="Times New Roman" w:eastAsia="Times New Roman" w:hAnsi="Times New Roman" w:cs="Times New Roman"/>
-          <w:color w:val="000000"/>
-          <w:sz w:val="24"/>
-          <w:szCs w:val="24"/>
-          <w:lang w:val="en-US"/>
-        </w:rPr>
-        <w:t>Lorem</w:t>
-      </w:r>
-      <w:r>
-        <w:rPr>
-          <w:rFonts w:ascii="Times New Roman" w:eastAsia="Times New Roman" w:hAnsi="Times New Roman" w:cs="Times New Roman"/>
-          <w:color w:val="000000"/>
-          <w:sz w:val="24"/>
-          <w:szCs w:val="24"/>
-        </w:rPr>
-        <w:t xml:space="preserve"> </w:t>
-      </w:r>
-      <w:r>
-        <w:rPr>
-          <w:rFonts w:ascii="Times New Roman" w:eastAsia="Times New Roman" w:hAnsi="Times New Roman" w:cs="Times New Roman"/>
-          <w:color w:val="000000"/>
-          <w:sz w:val="24"/>
-          <w:szCs w:val="24"/>
-          <w:lang w:val="en-US"/>
-        </w:rPr>
-        <w:t>ipsum</w:t>
+        <w:t xml:space="preserve">Кондак (г. 2): </w:t>
+      </w:r>
+      <w:r>
+        <w:rPr>
+          <w:rFonts w:ascii="Times New Roman" w:eastAsia="Times New Roman" w:hAnsi="Times New Roman" w:cs="Times New Roman"/>
+          <w:color w:val="000000"/>
+          <w:sz w:val="24"/>
+          <w:szCs w:val="24"/>
+        </w:rPr>
+        <w:t>Радуватися мироносицям повелів Ти,* плач праматері Єви втихомирив Ти воскресінням Твоїм, Христе Боже,* апостолам же Твоїм проповідувати повелів Ти:* Спас воскрес із гробу</w:t>
       </w:r>
     </w:p>
     <w:p>
@@ -962,45 +933,16 @@
           <w:sz w:val="24"/>
           <w:szCs w:val="24"/>
         </w:rPr>
-        <w:t>Кондак (г. 8):</w:t>
-      </w:r>
-      <w:r>
-        <w:rPr>
-          <w:rFonts w:ascii="Times New Roman" w:eastAsia="Times New Roman" w:hAnsi="Times New Roman" w:cs="Times New Roman"/>
-          <w:color w:val="000000"/>
-          <w:sz w:val="24"/>
-          <w:szCs w:val="24"/>
-        </w:rPr>
-        <w:t xml:space="preserve"> </w:t>
-      </w:r>
-      <w:r>
-        <w:rPr>
-          <w:rFonts w:ascii="Times New Roman" w:eastAsia="Times New Roman" w:hAnsi="Times New Roman" w:cs="Times New Roman"/>
-          <w:color w:val="000000"/>
-          <w:sz w:val="24"/>
-          <w:szCs w:val="24"/>
-          <w:lang w:val="en-US"/>
-        </w:rPr>
-        <w:t>Lorem</w:t>
-      </w:r>
-      <w:r>
-        <w:rPr>
-          <w:rFonts w:ascii="Times New Roman" w:eastAsia="Times New Roman" w:hAnsi="Times New Roman" w:cs="Times New Roman"/>
-          <w:color w:val="000000"/>
-          <w:sz w:val="24"/>
-          <w:szCs w:val="24"/>
-        </w:rPr>
-        <w:t xml:space="preserve"> </w:t>
-      </w:r>
-      <w:r>
-        <w:rPr>
-          <w:rFonts w:ascii="Times New Roman" w:eastAsia="Times New Roman" w:hAnsi="Times New Roman" w:cs="Times New Roman"/>
-          <w:color w:val="000000"/>
-          <w:sz w:val="24"/>
-          <w:szCs w:val="24"/>
-          <w:lang w:val="en-US"/>
-        </w:rPr>
-        <w:t>ipsum</w:t>
+        <w:t xml:space="preserve">Кондак (г. 2): </w:t>
+      </w:r>
+      <w:r>
+        <w:rPr>
+          <w:rFonts w:ascii="Times New Roman" w:eastAsia="Times New Roman" w:hAnsi="Times New Roman" w:cs="Times New Roman"/>
+          <w:color w:val="000000"/>
+          <w:sz w:val="24"/>
+          <w:szCs w:val="24"/>
+        </w:rPr>
+        <w:t>Радуватися мироносицям повелів Ти,* плач праматері Єви втихомирив Ти воскресінням Твоїм, Христе Боже,* апостолам же Твоїм проповідувати повелів Ти:* Спас воскрес із гробу</w:t>
       </w:r>
     </w:p>
     <w:p>
@@ -1398,6 +1340,7 @@
         <w:pStyle w:val="Heading2"/>
       </w:pPr>
       <w:r>
+        <w:lastRenderedPageBreak/>
         <w:t xml:space="preserve">6 </w:t>
       </w:r>
       <w:r>
@@ -1472,7 +1415,6 @@
           <w:sz w:val="24"/>
           <w:szCs w:val="24"/>
         </w:rPr>
-        <w:lastRenderedPageBreak/>
         <w:t>Кондак (г. 4):</w:t>
       </w:r>
       <w:r>
@@ -1801,6 +1743,7 @@
         <w:pStyle w:val="Heading2"/>
       </w:pPr>
       <w:r>
+        <w:lastRenderedPageBreak/>
         <w:t xml:space="preserve">10 </w:t>
       </w:r>
       <w:r>
@@ -1893,17 +1836,7 @@
           <w:sz w:val="24"/>
           <w:szCs w:val="24"/>
         </w:rPr>
-        <w:t xml:space="preserve">В переполовення законного празника, всіх Творче і Владико,* до предстоящих глаголив Ти, Христе Боже:* Прийдіть і зачерпніть воду безсмертя.* Тому </w:t>
-      </w:r>
-      <w:r>
-        <w:rPr>
-          <w:rFonts w:ascii="Times New Roman" w:eastAsia="Times New Roman" w:hAnsi="Times New Roman" w:cs="Times New Roman"/>
-          <w:color w:val="333333"/>
-          <w:sz w:val="24"/>
-          <w:szCs w:val="24"/>
-        </w:rPr>
-        <w:lastRenderedPageBreak/>
-        <w:t>до Тебе припадаємо і вірно кличемо:* Щедроти Твої даруй нам,* бо Ти є джерело життя нашого.</w:t>
+        <w:t>В переполовення законного празника, всіх Творче і Владико,* до предстоящих глаголив Ти, Христе Боже:* Прийдіть і зачерпніть воду безсмертя.* Тому до Тебе припадаємо і вірно кличемо:* Щедроти Твої даруй нам,* бо Ти є джерело життя нашого.</w:t>
       </w:r>
     </w:p>
     <w:p>
@@ -2312,6 +2245,7 @@
           <w:sz w:val="24"/>
           <w:szCs w:val="24"/>
         </w:rPr>
+        <w:lastRenderedPageBreak/>
         <w:t xml:space="preserve">Кондак (г. 8): </w:t>
       </w:r>
       <w:r>
@@ -2438,7 +2372,6 @@
           <w:sz w:val="24"/>
           <w:szCs w:val="24"/>
         </w:rPr>
-        <w:lastRenderedPageBreak/>
         <w:t xml:space="preserve">Кондак (г. 8): </w:t>
       </w:r>
       <w:r>
@@ -3059,6 +2992,7 @@
         <w:pStyle w:val="Heading2"/>
       </w:pPr>
       <w:r>
+        <w:lastRenderedPageBreak/>
         <w:t xml:space="preserve">21 </w:t>
       </w:r>
       <w:r>
@@ -3128,7 +3062,6 @@
           <w:szCs w:val="24"/>
           <w:shd w:val="clear" w:color="auto" w:fill="FFFFFF"/>
         </w:rPr>
-        <w:lastRenderedPageBreak/>
         <w:t>Кондак (г. 6):</w:t>
       </w:r>
       <w:r>
@@ -3495,6 +3428,7 @@
         <w:pStyle w:val="Heading2"/>
       </w:pPr>
       <w:r>
+        <w:lastRenderedPageBreak/>
         <w:t xml:space="preserve">26 </w:t>
       </w:r>
       <w:r>
@@ -3564,7 +3498,6 @@
           <w:szCs w:val="24"/>
           <w:shd w:val="clear" w:color="auto" w:fill="FFFFFF"/>
         </w:rPr>
-        <w:lastRenderedPageBreak/>
         <w:t>Кондак (г. 6):</w:t>
       </w:r>
       <w:r>
@@ -4330,7 +4263,7 @@
   <w:style w:type="paragraph" w:default="1" w:styleId="Normal">
     <w:name w:val="Normal"/>
     <w:qFormat/>
-    <w:rsid w:val="00B13438"/>
+    <w:rsid w:val="00C4510A"/>
   </w:style>
   <w:style w:type="paragraph" w:styleId="Heading1">
     <w:name w:val="heading 1"/>
